--- a/examples/multivariate/doc/13-stock-close-random-forest-regression.docx
+++ b/examples/multivariate/doc/13-stock-close-random-forest-regression.docx
@@ -3400,7 +3400,7 @@
               <a:graphicData uri="http://schemas.openxmlformats.org/drawingml/2006/picture">
                 <pic:pic>
                   <pic:nvPicPr>
-                    <pic:cNvPr descr="C:\Git\cefet-rj-dal\tspredit\examples\multivariate\doc\13-stock-close-random-forest-regression_files/fa8c36ff7767088b7a3cb0bc6f7139b0ab3f7ac7.png" id="11" name="Picture"/>
+                    <pic:cNvPr descr="C:\Git\dal\tspredit\examples\multivariate\doc\13-stock-close-random-forest-regression_files/fa8c36ff7767088b7a3cb0bc6f7139b0ab3f7ac7.png" id="11" name="Picture"/>
                     <pic:cNvPicPr>
                       <a:picLocks noChangeArrowheads="1" noChangeAspect="1"/>
                     </pic:cNvPicPr>

--- a/examples/multivariate/doc/13-stock-close-random-forest-regression.docx
+++ b/examples/multivariate/doc/13-stock-close-random-forest-regression.docx
@@ -3400,7 +3400,7 @@
               <a:graphicData uri="http://schemas.openxmlformats.org/drawingml/2006/picture">
                 <pic:pic>
                   <pic:nvPicPr>
-                    <pic:cNvPr descr="C:\Git\dal\tspredit\examples\multivariate\doc\13-stock-close-random-forest-regression_files/fa8c36ff7767088b7a3cb0bc6f7139b0ab3f7ac7.png" id="11" name="Picture"/>
+                    <pic:cNvPr descr="/home/gpca/tspredit/examples/multivariate/doc/13-stock-close-random-forest-regression_files/b81e7ff6bc4d558f8c8871e142170c67a7272619.png" id="11" name="Picture"/>
                     <pic:cNvPicPr>
                       <a:picLocks noChangeArrowheads="1" noChangeAspect="1"/>
                     </pic:cNvPicPr>
